--- a/doc/O2C period Definition_V3.docx
+++ b/doc/O2C period Definition_V3.docx
@@ -129,15 +129,7 @@
         <w:jc w:val="both"/>
       </w:pPr>
       <w:r>
-        <w:t>needed is the milestone confirmation in FP projects if it is ready for billing, BTG to adjust revenue both +</w:t>
-      </w:r>
-      <w:proofErr w:type="spellStart"/>
-      <w:r>
-        <w:t>ve</w:t>
-      </w:r>
-      <w:proofErr w:type="spellEnd"/>
-      <w:r>
-        <w:t xml:space="preserve"> and -VE (posting being handled in JV logic)</w:t>
+        <w:t>needed is the milestone confirmation in FP projects if it is ready for billing, BTG to adjust revenue both +ve and -VE (posting being handled in JV logic)</w:t>
       </w:r>
     </w:p>
     <w:p>
@@ -172,25 +164,7 @@
         <w:t>Finance Cutoff</w:t>
       </w:r>
       <w:r>
-        <w:t xml:space="preserve">: date by which AR/AP teams will do necessary approvals of the data from Delivery </w:t>
-      </w:r>
-      <w:proofErr w:type="gramStart"/>
-      <w:r>
-        <w:t>and also</w:t>
-      </w:r>
-      <w:proofErr w:type="gramEnd"/>
-      <w:r>
-        <w:t xml:space="preserve"> collate and post additional revenue and cost items (</w:t>
-      </w:r>
-      <w:proofErr w:type="spellStart"/>
-      <w:proofErr w:type="gramStart"/>
-      <w:r>
-        <w:t>non Salary</w:t>
-      </w:r>
-      <w:proofErr w:type="spellEnd"/>
-      <w:proofErr w:type="gramEnd"/>
-      <w:r>
-        <w:t>)</w:t>
+        <w:t>: date by which AR/AP teams will do necessary approvals of the data from Delivery and also collate and post additional revenue and cost items (non Salary)</w:t>
       </w:r>
     </w:p>
     <w:p>
@@ -2746,9 +2720,6 @@
         <w:spacing w:after="0"/>
       </w:pPr>
       <w:r>
-        <w:rPr>
-          <w:noProof/>
-        </w:rPr>
         <w:lastRenderedPageBreak/>
         <w:drawing>
           <wp:inline distT="0" distB="0" distL="0" distR="0" wp14:anchorId="3D58D05E" wp14:editId="770FA6B6">
@@ -2766,7 +2737,7 @@
                     <pic:cNvPicPr/>
                   </pic:nvPicPr>
                   <pic:blipFill>
-                    <a:blip r:embed="rId9"/>
+                    <a:blip r:embed="rId6"/>
                     <a:stretch>
                       <a:fillRect/>
                     </a:stretch>
@@ -4685,17 +4656,8 @@
                 <w:sz w:val="20"/>
                 <w:szCs w:val="20"/>
               </w:rPr>
-              <w:t xml:space="preserve">Client </w:t>
-            </w:r>
-            <w:proofErr w:type="spellStart"/>
-            <w:r>
-              <w:rPr>
-                <w:sz w:val="20"/>
-                <w:szCs w:val="20"/>
-              </w:rPr>
-              <w:t>cut off</w:t>
-            </w:r>
-            <w:proofErr w:type="spellEnd"/>
+              <w:t>Client cut off</w:t>
+            </w:r>
             <w:r>
               <w:rPr>
                 <w:sz w:val="20"/>
@@ -4946,15 +4908,7 @@
         <w:spacing w:after="0"/>
       </w:pPr>
       <w:r>
-        <w:t xml:space="preserve">Project / </w:t>
-      </w:r>
-      <w:proofErr w:type="gramStart"/>
-      <w:r>
-        <w:t>SOW  Cutoff</w:t>
-      </w:r>
-      <w:proofErr w:type="gramEnd"/>
-      <w:r>
-        <w:t xml:space="preserve"> date (overrides MSA date if different)</w:t>
+        <w:t>Project / SOW  Cutoff date (overrides MSA date if different)</w:t>
       </w:r>
     </w:p>
     <w:p>
@@ -5022,7 +4976,7 @@
                     <pic:cNvPicPr/>
                   </pic:nvPicPr>
                   <pic:blipFill>
-                    <a:blip r:embed="rId10"/>
+                    <a:blip r:embed="rId7"/>
                     <a:stretch>
                       <a:fillRect/>
                     </a:stretch>
@@ -5961,46 +5915,7 @@
                 <w:sz w:val="20"/>
                 <w:szCs w:val="20"/>
               </w:rPr>
-              <w:t xml:space="preserve">5 </w:t>
-            </w:r>
-            <w:proofErr w:type="gramStart"/>
-            <w:r>
-              <w:rPr>
-                <w:rFonts w:ascii="Calibri" w:eastAsia="Calibri" w:hAnsi="Calibri" w:cs="Calibri"/>
-                <w:sz w:val="20"/>
-                <w:szCs w:val="20"/>
-              </w:rPr>
-              <w:t>PM</w:t>
-            </w:r>
-            <w:r>
-              <w:rPr>
-                <w:rFonts w:ascii="Calibri" w:eastAsia="Calibri" w:hAnsi="Calibri" w:cs="Calibri"/>
-                <w:sz w:val="20"/>
-                <w:szCs w:val="20"/>
-              </w:rPr>
-              <w:t>(</w:t>
-            </w:r>
-            <w:proofErr w:type="gramEnd"/>
-            <w:r>
-              <w:rPr>
-                <w:rFonts w:ascii="Calibri" w:eastAsia="Calibri" w:hAnsi="Calibri" w:cs="Calibri"/>
-                <w:b/>
-                <w:bCs/>
-                <w:i/>
-                <w:iCs/>
-                <w:color w:val="A02B93" w:themeColor="accent5"/>
-                <w:sz w:val="20"/>
-                <w:szCs w:val="20"/>
-              </w:rPr>
-              <w:t>local time of base location</w:t>
-            </w:r>
-            <w:r>
-              <w:rPr>
-                <w:rFonts w:ascii="Calibri" w:eastAsia="Calibri" w:hAnsi="Calibri" w:cs="Calibri"/>
-                <w:sz w:val="20"/>
-                <w:szCs w:val="20"/>
-              </w:rPr>
-              <w:t>)</w:t>
+              <w:t>5 PM</w:t>
             </w:r>
           </w:p>
         </w:tc>
@@ -6340,11 +6255,6 @@
     </w:p>
     <w:p>
       <w:pPr>
-        <w:pStyle w:val="ListParagraph"/>
-        <w:numPr>
-          <w:ilvl w:val="0"/>
-          <w:numId w:val="2"/>
-        </w:numPr>
         <w:spacing w:after="0"/>
         <w:jc w:val="both"/>
       </w:pPr>
@@ -6353,19 +6263,10 @@
           <w:b/>
           <w:bCs/>
         </w:rPr>
-        <w:lastRenderedPageBreak/>
         <w:t>Payroll cutoff</w:t>
       </w:r>
       <w:r>
-        <w:t xml:space="preserve">: there will be a date based on different business and countries when payroll time entry is taken into consideration. Corrections to that value will be handled in the next pay cycle </w:t>
-      </w:r>
-      <w:proofErr w:type="spellStart"/>
-      <w:r>
-        <w:t>e.g</w:t>
-      </w:r>
-      <w:proofErr w:type="spellEnd"/>
-      <w:r>
-        <w:t xml:space="preserve"> BPS India and IT India can have different cutoff, US can have fortnightly cycles, other countries can have weekly cycles</w:t>
+        <w:t>: there will be a date based on different business and countries when payroll time entry is taken into consideration. Corrections to that value will be handled in the next pay cycle e.g BPS India and IT India can have different cutoff, US can have fortnightly cycles, other countries can have weekly cycles</w:t>
       </w:r>
     </w:p>
     <w:tbl>
@@ -6426,6 +6327,7 @@
                 <w:sz w:val="20"/>
                 <w:szCs w:val="20"/>
               </w:rPr>
+              <w:lastRenderedPageBreak/>
               <w:t>Data field</w:t>
             </w:r>
             <w:r>
@@ -7055,25 +6957,7 @@
                 <w:sz w:val="20"/>
                 <w:szCs w:val="20"/>
               </w:rPr>
-              <w:t xml:space="preserve">Date range or </w:t>
-            </w:r>
-            <w:proofErr w:type="gramStart"/>
-            <w:r>
-              <w:rPr>
-                <w:rFonts w:ascii="Calibri" w:eastAsia="Calibri" w:hAnsi="Calibri" w:cs="Calibri"/>
-                <w:sz w:val="20"/>
-                <w:szCs w:val="20"/>
-              </w:rPr>
-              <w:t>Cut</w:t>
-            </w:r>
-            <w:proofErr w:type="gramEnd"/>
-            <w:r>
-              <w:rPr>
-                <w:rFonts w:ascii="Calibri" w:eastAsia="Calibri" w:hAnsi="Calibri" w:cs="Calibri"/>
-                <w:sz w:val="20"/>
-                <w:szCs w:val="20"/>
-              </w:rPr>
-              <w:t xml:space="preserve"> off</w:t>
+              <w:t>Date range or Cut off</w:t>
             </w:r>
           </w:p>
         </w:tc>
@@ -7719,7 +7603,15 @@
                 <w:sz w:val="20"/>
                 <w:szCs w:val="20"/>
               </w:rPr>
-              <w:t xml:space="preserve"> if date range is selected</w:t>
+              <w:t xml:space="preserve"> </w:t>
+            </w:r>
+            <w:r>
+              <w:rPr>
+                <w:rFonts w:ascii="Calibri" w:eastAsia="Calibri" w:hAnsi="Calibri" w:cs="Calibri"/>
+                <w:sz w:val="20"/>
+                <w:szCs w:val="20"/>
+              </w:rPr>
+              <w:t>if date range is selected</w:t>
             </w:r>
           </w:p>
         </w:tc>
@@ -8229,25 +8121,7 @@
                 <w:sz w:val="20"/>
                 <w:szCs w:val="20"/>
               </w:rPr>
-              <w:t xml:space="preserve"> if </w:t>
-            </w:r>
-            <w:proofErr w:type="gramStart"/>
-            <w:r>
-              <w:rPr>
-                <w:rFonts w:ascii="Calibri" w:eastAsia="Calibri" w:hAnsi="Calibri" w:cs="Calibri"/>
-                <w:sz w:val="20"/>
-                <w:szCs w:val="20"/>
-              </w:rPr>
-              <w:t>Cut</w:t>
-            </w:r>
-            <w:proofErr w:type="gramEnd"/>
-            <w:r>
-              <w:rPr>
-                <w:rFonts w:ascii="Calibri" w:eastAsia="Calibri" w:hAnsi="Calibri" w:cs="Calibri"/>
-                <w:sz w:val="20"/>
-                <w:szCs w:val="20"/>
-              </w:rPr>
-              <w:t xml:space="preserve"> off is selected</w:t>
+              <w:t xml:space="preserve"> if Cut off is selected</w:t>
             </w:r>
           </w:p>
         </w:tc>
@@ -8814,15 +8688,7 @@
         <w:jc w:val="both"/>
       </w:pPr>
       <w:r>
-        <w:t xml:space="preserve">One country can have more than one </w:t>
-      </w:r>
-      <w:proofErr w:type="spellStart"/>
-      <w:r>
-        <w:t>cut off</w:t>
-      </w:r>
-      <w:proofErr w:type="spellEnd"/>
-      <w:r>
-        <w:t xml:space="preserve"> date for a</w:t>
+        <w:t>One country can have more than one cut off date for a</w:t>
       </w:r>
       <w:r>
         <w:t xml:space="preserve"> period.</w:t>
@@ -8839,15 +8705,7 @@
         <w:jc w:val="both"/>
       </w:pPr>
       <w:r>
-        <w:t xml:space="preserve">Salary </w:t>
-      </w:r>
-      <w:proofErr w:type="gramStart"/>
-      <w:r>
-        <w:t>hold</w:t>
-      </w:r>
-      <w:proofErr w:type="gramEnd"/>
-      <w:r>
-        <w:t xml:space="preserve"> release period – salary will be hold for employees who have defaulted timesheet. This period defines for how long employee can resubmit the timesheet. Applidable for employees</w:t>
+        <w:t>Salary hold release period – salary will be hold for employees who have defaulted timesheet. This period defines for how long employee can resubmit the timesheet. Applidable for employees</w:t>
       </w:r>
     </w:p>
     <w:p>
@@ -8968,423 +8826,6 @@
       <w:pPr>
         <w:spacing w:after="0"/>
       </w:pPr>
-    </w:p>
-    <w:p>
-      <w:pPr>
-        <w:spacing w:after="0"/>
-      </w:pPr>
-    </w:p>
-    <w:p>
-      <w:pPr>
-        <w:spacing w:after="0"/>
-      </w:pPr>
-    </w:p>
-    <w:p>
-      <w:pPr>
-        <w:spacing w:after="0"/>
-        <w:rPr>
-          <w:b/>
-          <w:bCs/>
-        </w:rPr>
-      </w:pPr>
-      <w:r>
-        <w:rPr>
-          <w:b/>
-          <w:bCs/>
-        </w:rPr>
-        <w:t xml:space="preserve">Client </w:t>
-      </w:r>
-      <w:proofErr w:type="gramStart"/>
-      <w:r>
-        <w:rPr>
-          <w:b/>
-          <w:bCs/>
-        </w:rPr>
-        <w:t>Cutoff</w:t>
-      </w:r>
-      <w:r>
-        <w:rPr>
-          <w:b/>
-          <w:bCs/>
-        </w:rPr>
-        <w:t>(</w:t>
-      </w:r>
-      <w:proofErr w:type="gramEnd"/>
-      <w:r>
-        <w:rPr>
-          <w:b/>
-          <w:bCs/>
-        </w:rPr>
-        <w:t>before 10</w:t>
-      </w:r>
-      <w:r>
-        <w:rPr>
-          <w:b/>
-          <w:bCs/>
-          <w:vertAlign w:val="superscript"/>
-        </w:rPr>
-        <w:t>th</w:t>
-      </w:r>
-      <w:r>
-        <w:rPr>
-          <w:b/>
-          <w:bCs/>
-        </w:rPr>
-        <w:t xml:space="preserve"> </w:t>
-      </w:r>
-      <w:proofErr w:type="gramStart"/>
-      <w:r>
-        <w:rPr>
-          <w:b/>
-          <w:bCs/>
-        </w:rPr>
-        <w:t>Aug(</w:t>
-      </w:r>
-      <w:proofErr w:type="gramEnd"/>
-      <w:r>
-        <w:rPr>
-          <w:b/>
-          <w:bCs/>
-        </w:rPr>
-        <w:t>Net 30</w:t>
-      </w:r>
-      <w:proofErr w:type="gramStart"/>
-      <w:r>
-        <w:rPr>
-          <w:b/>
-          <w:bCs/>
-        </w:rPr>
-        <w:t>)  )</w:t>
-      </w:r>
-      <w:proofErr w:type="gramEnd"/>
-      <w:r>
-        <w:rPr>
-          <w:b/>
-          <w:bCs/>
-        </w:rPr>
-        <w:t xml:space="preserve"> &gt;</w:t>
-      </w:r>
-      <w:r>
-        <w:rPr>
-          <w:b/>
-          <w:bCs/>
-        </w:rPr>
-        <w:t xml:space="preserve"> </w:t>
-      </w:r>
-      <w:r>
-        <w:rPr>
-          <w:b/>
-          <w:bCs/>
-        </w:rPr>
-        <w:t>Book Close</w:t>
-      </w:r>
-      <w:r>
-        <w:rPr>
-          <w:b/>
-          <w:bCs/>
-        </w:rPr>
-        <w:t xml:space="preserve"> &gt; </w:t>
-      </w:r>
-      <w:r>
-        <w:rPr>
-          <w:b/>
-          <w:bCs/>
-        </w:rPr>
-        <w:t xml:space="preserve">Payroll </w:t>
-      </w:r>
-      <w:proofErr w:type="gramStart"/>
-      <w:r>
-        <w:rPr>
-          <w:b/>
-          <w:bCs/>
-        </w:rPr>
-        <w:t>cutoff</w:t>
-      </w:r>
-      <w:r>
-        <w:rPr>
-          <w:b/>
-          <w:bCs/>
-        </w:rPr>
-        <w:t>(</w:t>
-      </w:r>
-      <w:proofErr w:type="gramEnd"/>
-      <w:r>
-        <w:rPr>
-          <w:b/>
-          <w:bCs/>
-        </w:rPr>
-        <w:t>26</w:t>
-      </w:r>
-      <w:r>
-        <w:rPr>
-          <w:b/>
-          <w:bCs/>
-          <w:vertAlign w:val="superscript"/>
-        </w:rPr>
-        <w:t>th</w:t>
-      </w:r>
-      <w:r>
-        <w:rPr>
-          <w:b/>
-          <w:bCs/>
-        </w:rPr>
-        <w:t xml:space="preserve"> July)</w:t>
-      </w:r>
-      <w:r>
-        <w:rPr>
-          <w:b/>
-          <w:bCs/>
-        </w:rPr>
-        <w:t xml:space="preserve"> </w:t>
-      </w:r>
-      <w:r>
-        <w:rPr>
-          <w:b/>
-          <w:bCs/>
-        </w:rPr>
-        <w:t xml:space="preserve">&gt; </w:t>
-      </w:r>
-      <w:r>
-        <w:rPr>
-          <w:b/>
-          <w:bCs/>
-        </w:rPr>
-        <w:t>Finance Cutoff</w:t>
-      </w:r>
-      <w:r>
-        <w:rPr>
-          <w:b/>
-          <w:bCs/>
-        </w:rPr>
-        <w:t xml:space="preserve"> </w:t>
-      </w:r>
-      <w:r>
-        <w:rPr>
-          <w:b/>
-          <w:bCs/>
-        </w:rPr>
-        <w:t xml:space="preserve">(After </w:t>
-      </w:r>
-      <w:r>
-        <w:rPr>
-          <w:b/>
-          <w:bCs/>
-        </w:rPr>
-        <w:t>2</w:t>
-      </w:r>
-      <w:r>
-        <w:rPr>
-          <w:b/>
-          <w:bCs/>
-          <w:vertAlign w:val="superscript"/>
-        </w:rPr>
-        <w:t>nd</w:t>
-      </w:r>
-      <w:r>
-        <w:rPr>
-          <w:b/>
-          <w:bCs/>
-        </w:rPr>
-        <w:t xml:space="preserve"> Aug</w:t>
-      </w:r>
-      <w:r>
-        <w:rPr>
-          <w:b/>
-          <w:bCs/>
-        </w:rPr>
-        <w:t>)</w:t>
-      </w:r>
-      <w:r>
-        <w:rPr>
-          <w:b/>
-          <w:bCs/>
-        </w:rPr>
-        <w:t xml:space="preserve">&gt; </w:t>
-      </w:r>
-      <w:r>
-        <w:rPr>
-          <w:b/>
-          <w:bCs/>
-        </w:rPr>
-        <w:t xml:space="preserve">Delivery </w:t>
-      </w:r>
-      <w:proofErr w:type="gramStart"/>
-      <w:r>
-        <w:rPr>
-          <w:b/>
-          <w:bCs/>
-        </w:rPr>
-        <w:t>cutoff</w:t>
-      </w:r>
-      <w:r>
-        <w:rPr>
-          <w:b/>
-          <w:bCs/>
-        </w:rPr>
-        <w:t>(</w:t>
-      </w:r>
-      <w:proofErr w:type="gramEnd"/>
-      <w:r>
-        <w:rPr>
-          <w:b/>
-          <w:bCs/>
-        </w:rPr>
-        <w:t>weekly/ monthly</w:t>
-      </w:r>
-      <w:r>
-        <w:rPr>
-          <w:b/>
-          <w:bCs/>
-        </w:rPr>
-        <w:t xml:space="preserve"> after 2</w:t>
-      </w:r>
-      <w:r>
-        <w:rPr>
-          <w:b/>
-          <w:bCs/>
-          <w:vertAlign w:val="superscript"/>
-        </w:rPr>
-        <w:t>nd</w:t>
-      </w:r>
-      <w:r>
-        <w:rPr>
-          <w:b/>
-          <w:bCs/>
-        </w:rPr>
-        <w:t xml:space="preserve"> Aug</w:t>
-      </w:r>
-      <w:r>
-        <w:rPr>
-          <w:b/>
-          <w:bCs/>
-        </w:rPr>
-        <w:t>)</w:t>
-      </w:r>
-      <w:r>
-        <w:rPr>
-          <w:b/>
-          <w:bCs/>
-        </w:rPr>
-        <w:t xml:space="preserve"> </w:t>
-      </w:r>
-    </w:p>
-    <w:p>
-      <w:pPr>
-        <w:spacing w:after="0"/>
-        <w:rPr>
-          <w:b/>
-          <w:bCs/>
-        </w:rPr>
-      </w:pPr>
-    </w:p>
-    <w:p>
-      <w:pPr>
-        <w:spacing w:after="0"/>
-        <w:rPr>
-          <w:b/>
-          <w:bCs/>
-        </w:rPr>
-      </w:pPr>
-      <w:r>
-        <w:rPr>
-          <w:b/>
-          <w:bCs/>
-        </w:rPr>
-        <w:t xml:space="preserve">MEC (period </w:t>
-      </w:r>
-      <w:proofErr w:type="gramStart"/>
-      <w:r>
-        <w:rPr>
-          <w:b/>
-          <w:bCs/>
-        </w:rPr>
-        <w:t>Close)</w:t>
-      </w:r>
-      <w:r>
-        <w:rPr>
-          <w:b/>
-          <w:bCs/>
-        </w:rPr>
-        <w:t>(</w:t>
-      </w:r>
-      <w:proofErr w:type="gramEnd"/>
-      <w:r>
-        <w:rPr>
-          <w:b/>
-          <w:bCs/>
-        </w:rPr>
-        <w:t>31</w:t>
-      </w:r>
-      <w:r>
-        <w:rPr>
-          <w:b/>
-          <w:bCs/>
-          <w:vertAlign w:val="superscript"/>
-        </w:rPr>
-        <w:t>st</w:t>
-      </w:r>
-      <w:r>
-        <w:rPr>
-          <w:b/>
-          <w:bCs/>
-        </w:rPr>
-        <w:t xml:space="preserve"> </w:t>
-      </w:r>
-      <w:proofErr w:type="spellStart"/>
-      <w:proofErr w:type="gramStart"/>
-      <w:r>
-        <w:rPr>
-          <w:b/>
-          <w:bCs/>
-        </w:rPr>
-        <w:t>july</w:t>
-      </w:r>
-      <w:proofErr w:type="spellEnd"/>
-      <w:r>
-        <w:rPr>
-          <w:b/>
-          <w:bCs/>
-        </w:rPr>
-        <w:t xml:space="preserve"> )</w:t>
-      </w:r>
-      <w:proofErr w:type="gramEnd"/>
-    </w:p>
-    <w:p>
-      <w:pPr>
-        <w:spacing w:after="0"/>
-        <w:rPr>
-          <w:b/>
-          <w:bCs/>
-        </w:rPr>
-      </w:pPr>
-    </w:p>
-    <w:p>
-      <w:pPr>
-        <w:spacing w:after="0"/>
-        <w:rPr>
-          <w:b/>
-          <w:bCs/>
-        </w:rPr>
-      </w:pPr>
-    </w:p>
-    <w:p>
-      <w:pPr>
-        <w:spacing w:after="0"/>
-      </w:pPr>
-      <w:r>
-        <w:t>Where adjustments</w:t>
-      </w:r>
-      <w:r>
-        <w:t xml:space="preserve"> </w:t>
-      </w:r>
-      <w:proofErr w:type="gramStart"/>
-      <w:r>
-        <w:t>is</w:t>
-      </w:r>
-      <w:proofErr w:type="gramEnd"/>
-      <w:r>
-        <w:t xml:space="preserve"> needed </w:t>
-      </w:r>
     </w:p>
     <w:sectPr>
       <w:pgSz w:w="11906" w:h="16838"/>
@@ -11358,8 +10799,12 @@
 </file>
 
 <file path=customXml/item1.xml><?xml version="1.0" encoding="utf-8"?>
-<ct:contentTypeSchema xmlns:ct="http://schemas.microsoft.com/office/2006/metadata/contentType" xmlns:ma="http://schemas.microsoft.com/office/2006/metadata/properties/metaAttributes" ct:_="" ma:_="" ma:contentTypeName="Document" ma:contentTypeID="0x010100141825638AF68E48BE51BAB791418D9F" ma:contentTypeVersion="3" ma:contentTypeDescription="Create a new document." ma:contentTypeScope="" ma:versionID="33a744e8e9136eefcbb6d8203aae5735">
-  <xsd:schema xmlns:xsd="http://www.w3.org/2001/XMLSchema" xmlns:xs="http://www.w3.org/2001/XMLSchema" xmlns:p="http://schemas.microsoft.com/office/2006/metadata/properties" xmlns:ns2="36b65478-844c-4614-a56e-bc6723dfd221" targetNamespace="http://schemas.microsoft.com/office/2006/metadata/properties" ma:root="true" ma:fieldsID="b544eb9bce084332635676c59eb545c8" ns2:_="">
+<b:Sources xmlns:b="http://schemas.openxmlformats.org/officeDocument/2006/bibliography" xmlns="http://schemas.openxmlformats.org/officeDocument/2006/bibliography" SelectedStyle="\APASixthEditionOfficeOnline.xsl" StyleName="APA" Version="6"/>
+</file>
+
+<file path=customXml/item2.xml><?xml version="1.0" encoding="utf-8"?>
+<ct:contentTypeSchema xmlns:ct="http://schemas.microsoft.com/office/2006/metadata/contentType" xmlns:ma="http://schemas.microsoft.com/office/2006/metadata/properties/metaAttributes" ct:_="" ma:_="" ma:contentTypeName="Document" ma:contentTypeID="0x010100141825638AF68E48BE51BAB791418D9F" ma:contentTypeVersion="7" ma:contentTypeDescription="Create a new document." ma:contentTypeScope="" ma:versionID="cb2a48e8efacfd6d2a503d2c1d55a2ae">
+  <xsd:schema xmlns:xsd="http://www.w3.org/2001/XMLSchema" xmlns:xs="http://www.w3.org/2001/XMLSchema" xmlns:p="http://schemas.microsoft.com/office/2006/metadata/properties" xmlns:ns2="36b65478-844c-4614-a56e-bc6723dfd221" targetNamespace="http://schemas.microsoft.com/office/2006/metadata/properties" ma:root="true" ma:fieldsID="dbd7509555245dc45d0bdd6e8c6523b7" ns2:_="">
     <xsd:import namespace="36b65478-844c-4614-a56e-bc6723dfd221"/>
     <xsd:element name="properties">
       <xsd:complexType>
@@ -11370,6 +10815,10 @@
                 <xsd:element ref="ns2:MediaServiceMetadata" minOccurs="0"/>
                 <xsd:element ref="ns2:MediaServiceFastMetadata" minOccurs="0"/>
                 <xsd:element ref="ns2:MediaServiceSearchProperties" minOccurs="0"/>
+                <xsd:element ref="ns2:MediaServiceDateTaken" minOccurs="0"/>
+                <xsd:element ref="ns2:MediaServiceGenerationTime" minOccurs="0"/>
+                <xsd:element ref="ns2:MediaServiceEventHashCode" minOccurs="0"/>
+                <xsd:element ref="ns2:MediaLengthInSeconds" minOccurs="0"/>
               </xsd:all>
             </xsd:complexType>
           </xsd:element>
@@ -11393,6 +10842,26 @@
     <xsd:element name="MediaServiceSearchProperties" ma:index="10" nillable="true" ma:displayName="MediaServiceSearchProperties" ma:hidden="true" ma:internalName="MediaServiceSearchProperties" ma:readOnly="true">
       <xsd:simpleType>
         <xsd:restriction base="dms:Note"/>
+      </xsd:simpleType>
+    </xsd:element>
+    <xsd:element name="MediaServiceDateTaken" ma:index="11" nillable="true" ma:displayName="MediaServiceDateTaken" ma:hidden="true" ma:indexed="true" ma:internalName="MediaServiceDateTaken" ma:readOnly="true">
+      <xsd:simpleType>
+        <xsd:restriction base="dms:Text"/>
+      </xsd:simpleType>
+    </xsd:element>
+    <xsd:element name="MediaServiceGenerationTime" ma:index="12" nillable="true" ma:displayName="MediaServiceGenerationTime" ma:hidden="true" ma:internalName="MediaServiceGenerationTime" ma:readOnly="true">
+      <xsd:simpleType>
+        <xsd:restriction base="dms:Text"/>
+      </xsd:simpleType>
+    </xsd:element>
+    <xsd:element name="MediaServiceEventHashCode" ma:index="13" nillable="true" ma:displayName="MediaServiceEventHashCode" ma:hidden="true" ma:internalName="MediaServiceEventHashCode" ma:readOnly="true">
+      <xsd:simpleType>
+        <xsd:restriction base="dms:Text"/>
+      </xsd:simpleType>
+    </xsd:element>
+    <xsd:element name="MediaLengthInSeconds" ma:index="14" nillable="true" ma:displayName="MediaLengthInSeconds" ma:hidden="true" ma:internalName="MediaLengthInSeconds" ma:readOnly="true">
+      <xsd:simpleType>
+        <xsd:restriction base="dms:Unknown"/>
       </xsd:simpleType>
     </xsd:element>
   </xsd:schema>
@@ -11495,17 +10964,13 @@
 </ct:contentTypeSchema>
 </file>
 
-<file path=customXml/item2.xml><?xml version="1.0" encoding="utf-8"?>
+<file path=customXml/item3.xml><?xml version="1.0" encoding="utf-8"?>
 <?mso-contentType ?>
 <FormTemplates xmlns="http://schemas.microsoft.com/sharepoint/v3/contenttype/forms">
   <Display>DocumentLibraryForm</Display>
   <Edit>DocumentLibraryForm</Edit>
   <New>DocumentLibraryForm</New>
 </FormTemplates>
-</file>
-
-<file path=customXml/item3.xml><?xml version="1.0" encoding="utf-8"?>
-<b:Sources xmlns:b="http://schemas.openxmlformats.org/officeDocument/2006/bibliography" xmlns="http://schemas.openxmlformats.org/officeDocument/2006/bibliography" SelectedStyle="\APASixthEditionOfficeOnline.xsl" StyleName="APA" Version="6"/>
 </file>
 
 <file path=customXml/item4.xml><?xml version="1.0" encoding="utf-8"?>
@@ -11515,32 +10980,6 @@
 </file>
 
 <file path=customXml/itemProps1.xml><?xml version="1.0" encoding="utf-8"?>
-<ds:datastoreItem xmlns:ds="http://schemas.openxmlformats.org/officeDocument/2006/customXml" ds:itemID="{2E620CBB-E265-4F29-890E-E4DB0F25C7D0}">
-  <ds:schemaRefs>
-    <ds:schemaRef ds:uri="http://schemas.microsoft.com/office/2006/metadata/contentType"/>
-    <ds:schemaRef ds:uri="http://schemas.microsoft.com/office/2006/metadata/properties/metaAttributes"/>
-    <ds:schemaRef ds:uri="http://www.w3.org/2001/XMLSchema"/>
-    <ds:schemaRef ds:uri="http://schemas.microsoft.com/office/2006/metadata/properties"/>
-    <ds:schemaRef ds:uri="36b65478-844c-4614-a56e-bc6723dfd221"/>
-    <ds:schemaRef ds:uri="http://schemas.microsoft.com/office/2006/documentManagement/types"/>
-    <ds:schemaRef ds:uri="http://schemas.microsoft.com/office/infopath/2007/PartnerControls"/>
-    <ds:schemaRef ds:uri="http://schemas.openxmlformats.org/package/2006/metadata/core-properties"/>
-    <ds:schemaRef ds:uri="http://purl.org/dc/elements/1.1/"/>
-    <ds:schemaRef ds:uri="http://purl.org/dc/terms/"/>
-    <ds:schemaRef ds:uri="http://schemas.microsoft.com/internal/obd"/>
-  </ds:schemaRefs>
-</ds:datastoreItem>
-</file>
-
-<file path=customXml/itemProps2.xml><?xml version="1.0" encoding="utf-8"?>
-<ds:datastoreItem xmlns:ds="http://schemas.openxmlformats.org/officeDocument/2006/customXml" ds:itemID="{035D368C-1E6B-4943-8605-ACDA881EAEEE}">
-  <ds:schemaRefs>
-    <ds:schemaRef ds:uri="http://schemas.microsoft.com/sharepoint/v3/contenttype/forms"/>
-  </ds:schemaRefs>
-</ds:datastoreItem>
-</file>
-
-<file path=customXml/itemProps3.xml><?xml version="1.0" encoding="utf-8"?>
 <ds:datastoreItem xmlns:ds="http://schemas.openxmlformats.org/officeDocument/2006/customXml" ds:itemID="{8BB3418C-9E5B-4635-BBD1-C0011A8B7719}">
   <ds:schemaRefs>
     <ds:schemaRef ds:uri="http://schemas.openxmlformats.org/officeDocument/2006/bibliography"/>
@@ -11548,11 +10987,14 @@
 </ds:datastoreItem>
 </file>
 
+<file path=customXml/itemProps2.xml><?xml version="1.0" encoding="utf-8"?>
+<ds:datastoreItem xmlns:ds="http://schemas.openxmlformats.org/officeDocument/2006/customXml" ds:itemID="{C6DE2B5D-E0ED-4C07-9AF6-185F20DC3407}"/>
+</file>
+
+<file path=customXml/itemProps3.xml><?xml version="1.0" encoding="utf-8"?>
+<ds:datastoreItem xmlns:ds="http://schemas.openxmlformats.org/officeDocument/2006/customXml" ds:itemID="{035D368C-1E6B-4943-8605-ACDA881EAEEE}"/>
+</file>
+
 <file path=customXml/itemProps4.xml><?xml version="1.0" encoding="utf-8"?>
-<ds:datastoreItem xmlns:ds="http://schemas.openxmlformats.org/officeDocument/2006/customXml" ds:itemID="{F8E2A2FE-D7B2-44A5-8500-C16ECBFC6410}">
-  <ds:schemaRefs>
-    <ds:schemaRef ds:uri="http://schemas.microsoft.com/office/2006/metadata/properties"/>
-    <ds:schemaRef ds:uri="http://schemas.microsoft.com/office/infopath/2007/PartnerControls"/>
-  </ds:schemaRefs>
-</ds:datastoreItem>
+<ds:datastoreItem xmlns:ds="http://schemas.openxmlformats.org/officeDocument/2006/customXml" ds:itemID="{F8E2A2FE-D7B2-44A5-8500-C16ECBFC6410}"/>
 </file>